--- a/rapports/16_02_2026/ALPHA_BALDE/coh_EQ21_sup_092201060011.docx
+++ b/rapports/16_02_2026/ALPHA_BALDE/coh_EQ21_sup_092201060011.docx
@@ -25,7 +25,7 @@
         <w:br/>
         <w:t>Grappe: 092201060011</w:t>
         <w:br/>
-        <w:t>Date: 16/02/2026 a 12:40</w:t>
+        <w:t>Date: 16/02/2026 a 12:58</w:t>
       </w:r>
     </w:p>
     <w:p/>

--- a/rapports/16_02_2026/ALPHA_BALDE/coh_EQ21_sup_092201060011.docx
+++ b/rapports/16_02_2026/ALPHA_BALDE/coh_EQ21_sup_092201060011.docx
@@ -25,7 +25,7 @@
         <w:br/>
         <w:t>Grappe: 092201060011</w:t>
         <w:br/>
-        <w:t>Date: 16/02/2026 a 12:58</w:t>
+        <w:t>Date: 16/02/2026 a 13:05</w:t>
       </w:r>
     </w:p>
     <w:p/>
@@ -347,7 +347,7 @@
           </w:tcPr>
           <w:p>
             <w:r>
-              <w:t>11</w:t>
+              <w:t>10</w:t>
             </w:r>
           </w:p>
         </w:tc>
@@ -379,7 +379,7 @@
           </w:tcPr>
           <w:p>
             <w:r>
-              <w:t>9</w:t>
+              <w:t>8</w:t>
             </w:r>
           </w:p>
         </w:tc>
@@ -961,7 +961,7 @@
         <w:rPr>
           <w:sz w:val="20"/>
         </w:rPr>
-        <w:t>- Attention ! Le prix unitaire d'achat (1000 Fcfa) de Lait caillé en Sachets (Moyen) est relativement élevé par rapport aux autres prix observés dans cette zone. Prière de corriger ou de confirmer avec le QG. Attention ! Le prix unitaire d'achat (1000 Fcfa) de Macaroni en Kg (taille unique) est relativement élevé par rapport aux autres prix observés dans cette zone. Prière de corriger ou de confirmer avec le QG. Attention ! Le prix unitaire d'achat (500 Fcfa) de Vinaigre de vin en Bouteille 1l (taille unique) est relativement faible par rapport aux autres prix observés dans cette zone. Prière de corriger ou de confirmer avec le QG. Avertissement!!! Le ménage a consommé 0.12 Kg taille unique de Lait en poudre, cette quantité semble anormale pour une consommation des 7 derniers jours. prière de corriger ou de confirmer avec le QG. Avertissement!!! Le ménage a consommé 8 Morceau (Portion) Moyen de Carpe séchée, cette quantité semble anormale pour une consommation des 7 derniers jours.Prière de corriger ou de confirmer avec le QG. Le prix d'achat unitaire (225 Fcfa) de Mil en Kg de taille  taille unique  est très faible, prière de regarder les reponses prises dans les questions s07bq07a s07bq07b s07bq07c s07bq08 pour mieux corriger. Le prix d'achat unitaire (8000 Fcfa) de Viande de bœuf: filet, faux-filet en Kg de taille taille unique prière de regarder les reponses prises dans les questions s07bq07a s07bq07b s07bq07c s07bq08 pour mieux corriger. Attention ! Le prix unitaire d'achat (8000 Fcfa) de Viande de bœuf: filet, faux-filet en Kg (taille unique) est relativement élevé par rapport aux autres prix observés dans cette zone. Prière de corriger ou de confirmer avec le QG.</w:t>
+        <w:t>- Attention ! Le prix unitaire d'achat (1000 Fcfa) de Lait caillé en Sachets (Moyen) est relativement élevé par rapport aux autres prix observés dans cette zone. Prière de corriger ou de confirmer avec le QG. Attention ! Le prix unitaire d'achat (1000 Fcfa) de Macaroni en Kg (taille unique) est relativement élevé par rapport aux autres prix observés dans cette zone. Prière de corriger ou de confirmer avec le QG. Attention ! Le prix unitaire d'achat (12.5 Fcfa) de Café en poudre soluble en Sachets industriel (Petit) est relativement faible par rapport aux autres prix observés dans cette zone. Prière de corriger ou de confirmer avec le QG. Attention ! Le prix unitaire d'achat (500 Fcfa) de Vinaigre de vin en Bouteille 1l (taille unique) est relativement faible par rapport aux autres prix observés dans cette zone. Prière de corriger ou de confirmer avec le QG. Attention ! Le prix unitaire d'achat (800 Fcfa) de Niébé/Haricots secs en Kg (taille unique) est relativement faible par rapport aux autres prix observés dans cette zone. Prière de corriger ou de confirmer avec le QG. Avertissement!!! Le ménage a consommé 0.12 Kg taille unique de Lait en poudre, cette quantité semble anormale pour une consommation des 7 derniers jours. prière de corriger ou de confirmer avec le QG. Avertissement!!! Le ménage a consommé 8 Morceau (Portion) Moyen de Carpe séchée, cette quantité semble anormale pour une consommation des 7 derniers jours.Prière de corriger ou de confirmer avec le QG. Le prix d'achat unitaire (225 Fcfa) de Mil en Kg de taille  taille unique  est très faible, prière de regarder les reponses prises dans les questions s07bq07a s07bq07b s07bq07c s07bq08 pour mieux corriger. Le prix d'achat unitaire (8000 Fcfa) de Viande de bœuf: filet, faux-filet en Kg de taille taille unique prière de regarder les reponses prises dans les questions s07bq07a s07bq07b s07bq07c s07bq08 pour mieux corriger. Attention ! Le prix unitaire d'achat (8000 Fcfa) de Viande de bœuf: filet, faux-filet en Kg (taille unique) est relativement élevé par rapport aux autres prix observés dans cette zone. Prière de corriger ou de confirmer avec le QG.</w:t>
       </w:r>
     </w:p>
     <w:p>
@@ -1423,8 +1423,6 @@
         <w:rPr>
           <w:sz w:val="20"/>
         </w:rPr>
-        <w:t xml:space="preserve">- Attention ! Le montant (4000 Fcfa) dépensé ou reçu en cadeau pour les cartes prépayées, les transferts de crédit et les abonnements de  OUMY NDAO est relativement élevé par rapport aux autres montants depansés observés dans cette zone. Prière de corriger ou de confirmer avec le QG. </w:t>
-        <w:br/>
         <w:t>- L'ethni de baye sow est LAOBE, prière de bien classer cet ethni qui existe soit dans la liste des ethni ou n'éxiste pas comme ethni.</w:t>
       </w:r>
     </w:p>
@@ -1508,9 +1506,7 @@
         <w:rPr>
           <w:sz w:val="20"/>
         </w:rPr>
-        <w:t xml:space="preserve">- Avertissement! Le nombre d'heure consacré à faire des courses au cours des 7 derniers jours au marché ou travaux menager ou lessive etc.. pour OUMY NDAO semble très élevés, prière de corriger ou confirmer avec le QG (s04q01 s04q02 s04q03 s04q04 s04q05 s04q06 s04q07 s04q08). </w:t>
-        <w:br/>
-        <w:t>- Avertissement! aissata sow est trop jeune mais il a plus de 15 ans, prière de corriger ou confirmer.</w:t>
+        <w:t>- Avertissement! Le nombre d'heure consacré à faire des courses au cours des 7 derniers jours au marché ou travaux menager ou lessive etc.. pour OUMY NDAO semble très élevés, prière de corriger ou confirmer avec le QG (s04q01 s04q02 s04q03 s04q04 s04q05 s04q06 s04q07 s04q08).</w:t>
       </w:r>
     </w:p>
     <w:p>
@@ -1531,7 +1527,7 @@
         <w:rPr>
           <w:sz w:val="20"/>
         </w:rPr>
-        <w:t>- Attention ! Le prix unitaire d'achat (1250 Fcfa) de Sucre en poudre  en Kg (taille unique) est relativement élevé par rapport aux autres prix observés dans cette zone. Prière de corriger ou de confirmer avec le QG. Attention ! Le prix unitaire d'achat (25 Fcfa) de Eau minérale/filtrée en sachet en Sachets industriel (Moyen) est relativement faible par rapport aux autres prix observés dans cette zone. Prière de corriger ou de confirmer avec le QG. Attention ! Le prix unitaire d'achat (50 Fcfa) de Poireau en Tas (Petit) est relativement faible par rapport aux autres prix observés dans cette zone. Prière de corriger ou de confirmer avec le QG. Avertissement!!! Le ménage a consommé 21 Paquet Tres petit de Thé en sachet, cette quantité semble anormale pour une consommation des 7 derniers jours.Prière de corriger ou de confirmer avec le QG. Avertissement!! le prix unitaire (100 Fcfa) de Thé en sachet (unité: Paquet) de taille Tres petit est très faible ou élevé. Prière de corriger ou de confirmer avec le QG. Le prix d'achat unitaire (225 Fcfa) de Mil en Kg de taille  taille unique  est très faible, prière de regarder les reponses prises dans les questions s07bq07a s07bq07b s07bq07c s07bq08 pour mieux corriger.</w:t>
+        <w:t>- Attention ! Le prix unitaire d'achat (1250 Fcfa) de Sucre en poudre  en Kg (taille unique) est relativement élevé par rapport aux autres prix observés dans cette zone. Prière de corriger ou de confirmer avec le QG. Attention ! Le prix unitaire d'achat (25 Fcfa) de Eau minérale/filtrée en sachet en Sachets industriel (Moyen) est relativement faible par rapport aux autres prix observés dans cette zone. Prière de corriger ou de confirmer avec le QG. Avertissement!!! Le ménage a consommé 21 Paquet Tres petit de Thé en sachet, cette quantité semble anormale pour une consommation des 7 derniers jours.Prière de corriger ou de confirmer avec le QG. Avertissement!! le prix unitaire (100 Fcfa) de Thé en sachet (unité: Paquet) de taille Tres petit est très faible ou élevé. Prière de corriger ou de confirmer avec le QG. Le prix d'achat unitaire (225 Fcfa) de Mil en Kg de taille  taille unique  est très faible, prière de regarder les reponses prises dans les questions s07bq07a s07bq07b s07bq07c s07bq08 pour mieux corriger.</w:t>
       </w:r>
     </w:p>
     <w:p>
@@ -2080,7 +2076,7 @@
         <w:rPr>
           <w:sz w:val="20"/>
         </w:rPr>
-        <w:t>- Nombre de mois exercé par CIRA KEBE dans l'emploi au cours des 12 derniers mois semble faible, veuillez corriger s'il vous plait ou comfirmer avec le QG. Attention! le nombre d'heure que CIRA KEBE a travaillé par jour semble être inferieur à 4, veuillez s'il vous plait confirmer cette information avec le QG.</w:t>
+        <w:t>- Attention! le nombre d'heure que CIRA KEBE a travaillé par jour semble être inferieur à 4, veuillez s'il vous plait confirmer cette information avec le QG.</w:t>
       </w:r>
     </w:p>
     <w:p>
@@ -2101,7 +2097,7 @@
         <w:rPr>
           <w:sz w:val="20"/>
         </w:rPr>
-        <w:t>- Avertissement!!! CIRA KEBE enquêté dans l'emploi principale n'a pas declaré son revenu prière de fournir plus d'effort pour lui demander son revenu, vous pouvez utiliser des stratégies pour faire une estimation ou demander des conseils au QG. Avertissement!!! les informations de CIRA KEBE sur le nombre de mois, jours ou heures de son emploi secondaire sont superieur a celles de son emploi principal , veuillez corriger ou confirmer aupres du QG.</w:t>
+        <w:t>- Avertissement!!! CIRA KEBE enquêté dans l'emploi principale n'a pas declaré son revenu prière de fournir plus d'effort pour lui demander son revenu, vous pouvez utiliser des stratégies pour faire une estimation ou demander des conseils au QG. Incoherence!!! les informations de CIRA KEBE sur le nombre de mois, jours et heures de son emploi principal et secondaire sont identiques, veuillez corriger ou confirmer aupres du QG.</w:t>
       </w:r>
     </w:p>
     <w:p>
@@ -2122,7 +2118,7 @@
         <w:rPr>
           <w:sz w:val="20"/>
         </w:rPr>
-        <w:t>- Attention ! Le prix unitaire d'achat (725.8065 Fcfa) de Sucre en poudre  en Kg (taille unique) est relativement élevé par rapport aux autres prix observés dans cette zone. Prière de corriger ou de confirmer avec le QG. Avertissement!! La quantité (4.5 litre) du produit Huile de soja  consommée  par le ménage semble très élevé, prière de corriger ou confirmer avec le QG. Avertissement!!! Le ménage a consommé 0.12 Kg taille unique de Lait en poudre, cette quantité semble anormale pour une consommation des 7 derniers jours. prière de corriger ou de confirmer avec le QG. Attention ! Soupçons de quantité anormale! Le ménage de ASSANE KEBE avec une taille de 15 personnes a consommé .12 Kg en taille unique de Lait en poudre qui est relativement élevé comme consommation par rapport à la condition de vie des autres ménages de même taille dans cette zone. Prière de corriger ou de confirmer avec le QG. Avertissement!!! Le ménage a consommé 10 Pièce Petit de Mâchoiron séchée (Kon), cette quantité semble anormale pour une consommation des 7 derniers jours.Prière de corriger ou de confirmer avec le QG. Avertissement!!! Le ménage a consommé 21 Paquet Tres petit de Thé en sachet, cette quantité semble anormale pour une consommation des 7 derniers jours.Prière de corriger ou de confirmer avec le QG. Avertissement!! le prix unitaire (100 Fcfa) de Thé en sachet (unité: Paquet) de taille Tres petit est très faible ou élevé. Prière de corriger ou de confirmer avec le QG. Avertissement!!! Le ménage a consommé 8 Tas Moyen de Capitaine frais, cette quantité semble anormale pour une consommation des 7 derniers jours.Prière de corriger ou de confirmer avec le QG. Avertissement!!! Le ménage a consommé 9 Morceau (Portion) Moyen de Carpe séchée, cette quantité semble anormale pour une consommation des 7 derniers jours.Prière de corriger ou de confirmer avec le QG. Avertissement!!!Le ménage a consommé 49 miche de Moyen de Pain moderne (Baguette)  ce qui semble incoherent pour une consommation aucours des 7 derniers jours, prière de verifier et corriger. Le prix d'achat unitaire (242.8571 Fcfa) de Riz importé parfumé en Kg de taille  taille unique  est très faible, prière de regarder les reponses prises dans les questions s07bq07a s07bq07b s07bq07c s07bq08 pour mieux corriger.</w:t>
+        <w:t>- Attention ! Le prix unitaire d'achat (16.66667 Fcfa) de Piment frais en Tas (Petit) est relativement faible par rapport aux autres prix observés dans cette zone. Prière de corriger ou de confirmer avec le QG. Attention ! Le prix unitaire d'achat (725.8065 Fcfa) de Sucre en poudre  en Kg (taille unique) est relativement élevé par rapport aux autres prix observés dans cette zone. Prière de corriger ou de confirmer avec le QG. Avertissement!! La quantité (4.5 litre) du produit Huile de soja  consommée  par le ménage semble très élevé, prière de corriger ou confirmer avec le QG. Avertissement!!! Le ménage a consommé 0.12 Kg taille unique de Lait en poudre, cette quantité semble anormale pour une consommation des 7 derniers jours. prière de corriger ou de confirmer avec le QG. Attention ! Soupçons de quantité anormale! Le ménage de ASSANE KEBE avec une taille de 15 personnes a consommé .12 Kg en taille unique de Lait en poudre qui est relativement élevé comme consommation par rapport à la condition de vie des autres ménages de même taille dans cette zone. Prière de corriger ou de confirmer avec le QG. Avertissement!!! Le ménage a consommé 10 Pièce Petit de Mâchoiron séchée (Kon), cette quantité semble anormale pour une consommation des 7 derniers jours.Prière de corriger ou de confirmer avec le QG. Attention ! Le prix unitaire d'achat (50 Fcfa) de Mâchoiron séchée (Kon) en Pièce (Petit) est relativement faible par rapport aux autres prix observés dans cette zone. Prière de corriger ou de confirmer avec le QG. Avertissement!!! Le ménage a consommé 21 Paquet Petit de Thé en sachet, cette quantité semble anormale pour une consommation des 7 derniers jours.Prière de corriger ou de confirmer avec le QG. Avertissement!! le prix unitaire (100 Fcfa) de Thé en sachet (unité: Paquet) de taille Tres petit est très faible ou élevé. Prière de corriger ou de confirmer avec le QG. Avertissement!!! Le ménage a consommé 8 Tas Moyen de Capitaine frais, cette quantité semble anormale pour une consommation des 7 derniers jours.Prière de corriger ou de confirmer avec le QG. Avertissement!!! Le ménage a consommé 9 Morceau (Portion) Moyen de Carpe séchée, cette quantité semble anormale pour une consommation des 7 derniers jours.Prière de corriger ou de confirmer avec le QG. Avertissement!!!Le ménage a consommé 49 miche de Moyen de Pain moderne (Baguette)  ce qui semble incoherent pour une consommation aucours des 7 derniers jours, prière de verifier et corriger. Le prix d'achat unitaire (242.8571 Fcfa) de Riz importé parfumé en Kg de taille  taille unique  est très faible, prière de regarder les reponses prises dans les questions s07bq07a s07bq07b s07bq07c s07bq08 pour mieux corriger.</w:t>
       </w:r>
     </w:p>
     <w:p>
@@ -2185,7 +2181,7 @@
         <w:rPr>
           <w:sz w:val="20"/>
         </w:rPr>
-        <w:t>- le montant supporté par le ménage pour cette source d’énergie au cours des 30 derniers jours semble élevé, prière de confirmer ou corriger. Avertissement!! Le ménage (vit en milieu urbain) se débarrasse de ses ordures ménagères soit par le Dépotoir sauvage, brûle et enterre, prière de corriger ou confirmer avec le QG.</w:t>
+        <w:t>- Avertissement!! Le ménage (vit en milieu urbain) se débarrasse de ses ordures ménagères soit par le Dépotoir sauvage, brûle et enterre, prière de corriger ou confirmer avec le QG.</w:t>
       </w:r>
     </w:p>
     <w:p>
@@ -2659,7 +2655,7 @@
         <w:rPr>
           <w:sz w:val="20"/>
         </w:rPr>
-        <w:t>- Attention ! Le prix unitaire d'achat (500 Fcfa) de Huile de soja  en Litre (taille unique) est relativement faible par rapport aux autres prix observés dans cette zone. Prière de corriger ou de confirmer avec le QG. Attention ! Le prix unitaire d'achat (500 Fcfa) de Pastèque en Pièce (Petit) est relativement élevé par rapport aux autres prix observés dans cette zone. Prière de corriger ou de confirmer avec le QG. Avertissement!!! Le ménage a consommé 5 Bidon 20l taille unique de Eau minérale/filtrée en bouteille importée, cette quantité semble anormale pour une consommation des 7 derniers jours, prière de verifier et corriger. Avertissement!!! Le ménage a consommé 7 Paquet Petit de Thé en sachet, cette quantité semble anormale pour une consommation des 7 derniers jours.Prière de corriger ou de confirmer avec le QG. Avertissement!! le prix unitaire (100 Fcfa) de Thé en sachet (unité: Paquet) de taille Petit est très faible ou élevé. Prière de corriger ou de confirmer avec le QG. Le prix d'achat unitaire (1 Fcfa) de Concentré de tomate en Sachets industriel de taille Petit  est invraisemblable, prière de regarder les reponses prises dans les questions s07bq07a s07bq07b s07bq07c s07bq08 pour mieux corriger. Attention ! Le prix unitaire d'achat (1 Fcfa) de Concentré de tomate en Sachets industriel (Petit) est relativement faible par rapport aux autres prix observés dans cette zone. Prière de corriger ou de confirmer avec le QG. Le prix d'achat unitaire (1 Fcfa) de Courge en Morceau (Portion) de taille Petit  est invraisemblable, prière de regarder les reponses prises dans les questions s07bq07a s07bq07b s07bq07c s07bq08 pour mieux corriger. Le prix d'achat unitaire (100 Fcfa) de Sucre en poudre  en Kg de taille  taille unique  est très faible, prière de regarder les reponses prises dans les questions s07bq07a s07bq07b s07bq07c s07bq08 pour mieux corriger. Attention ! Le prix unitaire d'achat (100 Fcfa) de Sucre en poudre  en Kg (taille unique) est relativement faible par rapport aux autres prix observés dans cette zone. Prière de corriger ou de confirmer avec le QG. Le prix d'achat unitaire (200 Fcfa) de Maïs en grain en Kg de taille  taille unique  est très faible, prière de regarder les reponses prises dans les questions s07bq07a s07bq07b s07bq07c s07bq08 pour mieux corriger. Attention ! Le prix unitaire d'achat (200 Fcfa) de Maïs en grain en Kg (taille unique) est relativement faible par rapport aux autres prix observés dans cette zone. Prière de corriger ou de confirmer avec le QG.</w:t>
+        <w:t>- Attention ! Le prix unitaire d'achat (100 Fcfa) de Oignon frais en Pièce (Petit) est relativement élevé par rapport aux autres prix observés dans cette zone. Prière de corriger ou de confirmer avec le QG. Attention ! Le prix unitaire d'achat (500 Fcfa) de Huile de soja  en Litre (taille unique) est relativement faible par rapport aux autres prix observés dans cette zone. Prière de corriger ou de confirmer avec le QG. Attention ! Le prix unitaire d'achat (500 Fcfa) de Pastèque en Pièce (Petit) est relativement élevé par rapport aux autres prix observés dans cette zone. Prière de corriger ou de confirmer avec le QG. Avertissement!!! Le ménage a consommé 5 Bidon 20l taille unique de Eau minérale/filtrée en bouteille importée, cette quantité semble anormale pour une consommation des 7 derniers jours, prière de verifier et corriger. Avertissement!!! Le ménage a consommé 7 Paquet Petit de Thé en sachet, cette quantité semble anormale pour une consommation des 7 derniers jours.Prière de corriger ou de confirmer avec le QG. Avertissement!! le prix unitaire (100 Fcfa) de Thé en sachet (unité: Paquet) de taille Petit est très faible ou élevé. Prière de corriger ou de confirmer avec le QG. Le prix d'achat unitaire (1 Fcfa) de Concentré de tomate en Sachets industriel de taille Petit  est invraisemblable, prière de regarder les reponses prises dans les questions s07bq07a s07bq07b s07bq07c s07bq08 pour mieux corriger. Attention ! Le prix unitaire d'achat (1 Fcfa) de Concentré de tomate en Sachets industriel (Petit) est relativement faible par rapport aux autres prix observés dans cette zone. Prière de corriger ou de confirmer avec le QG. Le prix d'achat unitaire (1 Fcfa) de Courge en Morceau (Portion) de taille Petit  est invraisemblable, prière de regarder les reponses prises dans les questions s07bq07a s07bq07b s07bq07c s07bq08 pour mieux corriger. Le prix d'achat unitaire (100 Fcfa) de Sucre en poudre  en Kg de taille  taille unique  est très faible, prière de regarder les reponses prises dans les questions s07bq07a s07bq07b s07bq07c s07bq08 pour mieux corriger. Attention ! Le prix unitaire d'achat (100 Fcfa) de Sucre en poudre  en Kg (taille unique) est relativement faible par rapport aux autres prix observés dans cette zone. Prière de corriger ou de confirmer avec le QG. Le prix d'achat unitaire (200 Fcfa) de Maïs en grain en Kg de taille  taille unique  est très faible, prière de regarder les reponses prises dans les questions s07bq07a s07bq07b s07bq07c s07bq08 pour mieux corriger.</w:t>
       </w:r>
     </w:p>
     <w:p>
@@ -2680,7 +2676,7 @@
         <w:rPr>
           <w:sz w:val="20"/>
         </w:rPr>
-        <w:t>- L'entreprise VENDEUSE DE THIERE est généralement une entreprise commerciale ou de service dont elle ne depense pas en achat de matières premières.Elle ne transforme pas de produit donc ne peut pas obtenir un montant sur la vente des produits transformés (10.48 ou 10.49). Prière de mettre 0 pour ces questions si elles ne font pas de transformation. Le salaire qu'une personne de cette catégorie (10.62) a travaillé(e) dans cette entreprise VENDEUSE DE THIERE est élevé ou faible. Prière de confirmer cette information avec le QG ou de corriger.</w:t>
+        <w:t>- L'entreprise VENDEUSE DE THIERE est généralement une entreprise commerciale ou de service dont elle ne depense pas en achat de matières premières.Elle ne transforme pas de produit donc ne peut pas obtenir un montant sur la vente des produits transformés (10.48 ou 10.49). Prière de mettre 0 pour ces questions si elles ne font pas de transformation.</w:t>
       </w:r>
     </w:p>
     <w:p>
@@ -3068,33 +3064,6 @@
           <w:color w:val="4672C4"/>
           <w:sz w:val="22"/>
         </w:rPr>
-        <w:t>&gt;&gt; Section1 - Caracteristiques des membres</w:t>
-      </w:r>
-    </w:p>
-    <w:p>
-      <w:pPr>
-        <w:ind w:left="283"/>
-      </w:pPr>
-      <w:r>
-        <w:rPr>
-          <w:sz w:val="20"/>
-        </w:rPr>
-        <w:t xml:space="preserve">- Avertissement!!!  MARIAMA FABOURE  ne possède pas le téléphone android, a accès à l'internet , prière de confirmer cette information. </w:t>
-        <w:br/>
-        <w:t xml:space="preserve">- Attention ! Vous avez déclaré en s01q00 que le répondant est la personne elle-même, or SITA CAMARA est trop jeune (1 ans) pour fournir des informations correctes. Prière de refaire la section 1 pour SITA CAMARA en demandant à un adulte de répondre aux questions à sa place. </w:t>
-        <w:br/>
-        <w:t xml:space="preserve">- Incoherence! CHEIKH BOCAR DIEDHIOU dispose d'un téléphone portable à s01q39, donc la raison évoquée ne peut pas être (ne dispose pas d'appareil). </w:t>
-        <w:br/>
-        <w:t>- Incoherence! PAPE INSA DIEDHIOU dispose d'un téléphone portable à s01q39, donc la raison évoquée ne peut pas être (ne dispose pas d'appareil).</w:t>
-      </w:r>
-    </w:p>
-    <w:p>
-      <w:r>
-        <w:rPr>
-          <w:b/>
-          <w:color w:val="4672C4"/>
-          <w:sz w:val="22"/>
-        </w:rPr>
         <w:t>&gt;&gt; Section2 - Education</w:t>
       </w:r>
     </w:p>
@@ -3229,7 +3198,7 @@
         <w:rPr>
           <w:sz w:val="20"/>
         </w:rPr>
-        <w:t>- Attention ! Le prix unitaire d'achat (50 Fcfa) de Poivron frais en Pièce (Moyen) est relativement faible par rapport aux autres prix observés dans cette zone. Prière de corriger ou de confirmer avec le QG. Avertissement!!! Le ménage a consommé 13 Sachets Tres petit de Sucre en poudre , cette quantité semble anormale pour une consommation des 7 derniers jours.Prière de corriger ou de confirmer avec le QG.</w:t>
+        <w:t>- Attention ! Le prix unitaire d'achat (50 Fcfa) de Feuilles de  Haricot en Tas (Petit) est relativement faible par rapport aux autres prix observés dans cette zone. Prière de corriger ou de confirmer avec le QG. Attention ! Le prix unitaire d'achat (50 Fcfa) de Niébé/Haricots secs en Sachets (Petit) est relativement faible par rapport aux autres prix observés dans cette zone. Prière de corriger ou de confirmer avec le QG. Attention ! Le prix unitaire d'achat (75 Fcfa) de Ail en Gousse (Moyen) est relativement faible par rapport aux autres prix observés dans cette zone. Prière de corriger ou de confirmer avec le QG. Avertissement!!! Le ménage a consommé 13 Sachets Tres petit de Sucre en poudre , cette quantité semble anormale pour une consommation des 7 derniers jours.Prière de corriger ou de confirmer avec le QG.</w:t>
       </w:r>
     </w:p>
     <w:p>
@@ -3292,28 +3261,7 @@
         <w:rPr>
           <w:sz w:val="20"/>
         </w:rPr>
-        <w:t>- Le temps mis (en heure et en minute) pour s'approvisionner en eau de boisson une fois à la source est  5 fois plus élevé que le temps mis (en minutes) pour se rendre à la principale source d'approvisionnement en eau de boisson, prière de corriger.  En cas de coupure de courant du réseau, la source d’énergie que le ménage utilise est téléphone et semble exister dans les modalités, prière de prendre attache avec le QG pour plus d'explication afin de la classer bien.</w:t>
-      </w:r>
-    </w:p>
-    <w:p>
-      <w:r>
-        <w:rPr>
-          <w:b/>
-          <w:color w:val="4672C4"/>
-          <w:sz w:val="22"/>
-        </w:rPr>
-        <w:t>&gt;&gt; Section12 - Actifs du menage</w:t>
-      </w:r>
-    </w:p>
-    <w:p>
-      <w:pPr>
-        <w:ind w:left="283"/>
-      </w:pPr>
-      <w:r>
-        <w:rPr>
-          <w:sz w:val="20"/>
-        </w:rPr>
-        <w:t>- Attention ! Table à manger  (table + chaises) a été revendu à 40000 Fcfa qui est relativement élevé par rapport aux autres prix de revente observés dans cette zone. Prière de corriger ou de confirmer avec le QG.</w:t>
+        <w:t>- En cas de coupure de courant du réseau, la source d’énergie que le ménage utilise est téléphone et semble exister dans les modalités, prière de prendre attache avec le QG pour plus d'explication afin de la classer bien.</w:t>
       </w:r>
     </w:p>
     <w:p>
@@ -3355,7 +3303,7 @@
         <w:rPr>
           <w:sz w:val="20"/>
         </w:rPr>
-        <w:t>- Avertissement! Le prix de vente (40000 Fcfa) d'un Autres volailles est trop petit. Veuillez confirmer ces informations avec le QG ou apporter les corrections nécessaires.</w:t>
+        <w:t>- Avertissement! Le prix de vente (40000 Fcfa) d'un Autres volailles est trop petit. Veuillez confirmer ces informations avec le QG ou apporter les corrections nécessaires. Attention ! Le ménage a vendu 0 Autres volailles à . donc un prix unitaire d'achat (40000 Fcfa) qui  est relativement elevé par rapport aux autres prix observés dans cette zone. Prière de corriger ou de confirmer avec le QG.</w:t>
       </w:r>
     </w:p>
     <w:p>
@@ -3755,7 +3703,7 @@
         <w:br/>
         <w:t xml:space="preserve">- Peu probable! NDEYE FATOU DIAGNE  n'arrive pas  à comprendre un petit texte lu dans une langue locale (s02q03). Veuillez corriger ou donner des explications au QG. Peu probable! NDEYE FATOU DIAGNE  ne sait ni lire, ni écrire, ni comprendre dans aucune des langues  (s02q01,s02q02,s02q03). Veuillez corriger ou donner des explications au QG. Dans les milieux urbains c'est peu probable de voir une école dont les élèves ou étudiants ne dépensent pas en frais d'uniformes, prière de verifier pour NDEYE FATOU DIAGNE et corriger ou confirmer avec le QG. </w:t>
         <w:br/>
-        <w:t>- Peu probable! SOKHNA DIARRA DIAGNE  n'arrive pas  à comprendre un petit texte lu dans une langue locale (s02q03). Veuillez corriger ou donner des explications au QG. Dans les milieux urbains c'est peu probable de voir une école dont les élèves ou étudiants ne dépensent pas en frais d'uniformes, prière de verifier pour SOKHNA DIARRA DIAGNE et corriger ou confirmer avec le QG.</w:t>
+        <w:t>- Peu probable! SOKHNA DIARRA DIAGNE  n'arrive pas  à comprendre un petit texte lu dans une langue locale (s02q03). Veuillez corriger ou donner des explications au QG. Dans les milieux urbains c'est peu probable de voir une école dont les élèves ou étudiants ne dépensent pas en frais d'uniformes, prière de verifier pour SOKHNA DIARRA DIAGNE et corriger ou confirmer avec le QG. Attention ! Le frais de scolarité (41000 Fcfa) de SOKHNA DIARRA DIAGNE en 6ème année de Primaire est relativement élevé par rapport aux autres frais de scolarités observés dans cette zone. Prière de corriger ou de confirmer avec le QG.</w:t>
       </w:r>
     </w:p>
     <w:p>
@@ -3843,7 +3791,7 @@
         <w:rPr>
           <w:sz w:val="20"/>
         </w:rPr>
-        <w:t>- Le revenu de MAMADOU CAMARA DIAGNE est de 0, il ne doit pas être égal à 0. Prière de fournir d'effort pour estimer le revenu de MAMADOU CAMARA DIAGNE.</w:t>
+        <w:t>- Avertissement!! Le montant de MAMADOU CAMARA DIAGNE semble trop faible pour un revenu net gagné par an. Veuillez, s'il vous plaît, confirmer cette information avec le QG ou la corriger.</w:t>
       </w:r>
     </w:p>
     <w:p>
@@ -3885,7 +3833,7 @@
         <w:rPr>
           <w:sz w:val="20"/>
         </w:rPr>
-        <w:t>- Attention ! Le prix unitaire d'achat (100 Fcfa) de Arachides pilées en Sachets (Petit) est relativement faible par rapport aux autres prix observés dans cette zone. Prière de corriger ou de confirmer avec le QG. Attention ! Le prix unitaire d'achat (100 Fcfa) de Caramel, bonbons, confiseries, etc. en Pièce (Petit) est relativement élevé par rapport aux autres prix observés dans cette zone. Prière de corriger ou de confirmer avec le QG. Attention ! Le prix unitaire d'achat (800 Fcfa) de Pastèque en Pièce (Moyen) est relativement élevé par rapport aux autres prix observés dans cette zone. Prière de corriger ou de confirmer avec le QG. Avertissement!! La quantité (6.25 litre) du produit Huile de soja  consommée  par le ménage semble très élevé, prière de corriger ou confirmer avec le QG. Avertissement!!! Le ménage a consommé 10 Cuillère Petit de Chocolat pâte à tartiner, cette quantité semble anormale pour une consommation des 7 derniers jours.Prière de corriger ou de confirmer avec le QG. Avertissement!!! Le ménage a consommé 7 Paquet Tres petit de Thé en sachet, cette quantité semble anormale pour une consommation des 7 derniers jours.Prière de corriger ou de confirmer avec le QG. Avertissement!! le prix unitaire (100 Fcfa) de Thé en sachet (unité: Paquet) de taille Tres petit est très faible ou élevé. Prière de corriger ou de confirmer avec le QG. Avertissement!!! Le ménage a consommé 9 Morceau (Portion) Moyen de Silure séché, cette quantité semble anormale pour une consommation des 7 derniers jours.Prière de corriger ou de confirmer avec le QG. Le prix d'achat unitaire (200 Fcfa) de Maïs en grain en Kg de taille  taille unique  est très faible, prière de regarder les reponses prises dans les questions s07bq07a s07bq07b s07bq07c s07bq08 pour mieux corriger. Attention ! Le prix unitaire d'achat (200 Fcfa) de Maïs en grain en Kg (taille unique) est relativement faible par rapport aux autres prix observés dans cette zone. Prière de corriger ou de confirmer avec le QG.</w:t>
+        <w:t>- Attention ! Le prix unitaire d'achat (100 Fcfa) de Caramel, bonbons, confiseries, etc. en Pièce (Petit) est relativement élevé par rapport aux autres prix observés dans cette zone. Prière de corriger ou de confirmer avec le QG. Attention ! Le prix unitaire d'achat (50 Fcfa) de Feuilles de  Haricot en Tas (Moyen) est relativement faible par rapport aux autres prix observés dans cette zone. Prière de corriger ou de confirmer avec le QG. Attention ! Le prix unitaire d'achat (75 Fcfa) de Piment frais en Pièce (Moyen) est relativement élevé par rapport aux autres prix observés dans cette zone. Prière de corriger ou de confirmer avec le QG. Attention ! Le prix unitaire d'achat (800 Fcfa) de Pastèque en Pièce (Moyen) est relativement élevé par rapport aux autres prix observés dans cette zone. Prière de corriger ou de confirmer avec le QG. Avertissement!! La quantité (6.25 litre) du produit Huile de soja  consommée  par le ménage semble très élevé, prière de corriger ou confirmer avec le QG. Avertissement!!! Le ménage a consommé 10 Cuillère Petit de Chocolat pâte à tartiner, cette quantité semble anormale pour une consommation des 7 derniers jours.Prière de corriger ou de confirmer avec le QG. Avertissement!!! Le ménage a consommé 7 Paquet Tres petit de Thé en sachet, cette quantité semble anormale pour une consommation des 7 derniers jours.Prière de corriger ou de confirmer avec le QG. Avertissement!! le prix unitaire (100 Fcfa) de Thé en sachet (unité: Paquet) de taille Tres petit est très faible ou élevé. Prière de corriger ou de confirmer avec le QG. Avertissement!!! Le ménage a consommé 9 Morceau (Portion) Moyen de Silure séché, cette quantité semble anormale pour une consommation des 7 derniers jours.Prière de corriger ou de confirmer avec le QG. Le prix d'achat unitaire (200 Fcfa) de Maïs en grain en Kg de taille  taille unique  est très faible, prière de regarder les reponses prises dans les questions s07bq07a s07bq07b s07bq07c s07bq08 pour mieux corriger.</w:t>
       </w:r>
     </w:p>
     <w:p>
@@ -3916,48 +3864,6 @@
           <w:color w:val="4672C4"/>
           <w:sz w:val="22"/>
         </w:rPr>
-        <w:t>&gt;&gt; Section9d - Depenses non-alimentaires - 3 mois</w:t>
-      </w:r>
-    </w:p>
-    <w:p>
-      <w:pPr>
-        <w:ind w:left="283"/>
-      </w:pPr>
-      <w:r>
-        <w:rPr>
-          <w:sz w:val="20"/>
-        </w:rPr>
-        <w:t>- Peu plausible! le montant de la dépense pour Brosse à dents semble trop élevé. Veuillez, s'il vous plaît, confirmer cette information avec le QG ou la corriger.</w:t>
-      </w:r>
-    </w:p>
-    <w:p>
-      <w:r>
-        <w:rPr>
-          <w:b/>
-          <w:color w:val="4672C4"/>
-          <w:sz w:val="22"/>
-        </w:rPr>
-        <w:t>&gt;&gt; Section10b - caracteristiques entreprise non agricole</w:t>
-      </w:r>
-    </w:p>
-    <w:p>
-      <w:pPr>
-        <w:ind w:left="283"/>
-      </w:pPr>
-      <w:r>
-        <w:rPr>
-          <w:sz w:val="20"/>
-        </w:rPr>
-        <w:t>- Cette entreprise FABRICATION DE PRODUITS ALIMENTAIRES dit avoir obtenu une valeur sur les marchandises vendu en etat et les marchandises vendu après transformation. L'entreprise FABRICATION DE PRODUITS ALIMENTAIRES est généralement une entreprise de fabrication ou transformation dont elle depense en achat de matières premières.Elle transforme le produit donc ne peut pas obtenir un montant sur la revente des marchandises achetés en état (10.46 ou 10.47). Prière de mettre 0 pour ces questions si elles n'achètent pas de marchandise en état pour les revendre en état.</w:t>
-      </w:r>
-    </w:p>
-    <w:p>
-      <w:r>
-        <w:rPr>
-          <w:b/>
-          <w:color w:val="4672C4"/>
-          <w:sz w:val="22"/>
-        </w:rPr>
         <w:t>&gt;&gt; Section11 - Caracteristiques logement</w:t>
       </w:r>
     </w:p>
@@ -3969,7 +3875,7 @@
         <w:rPr>
           <w:sz w:val="20"/>
         </w:rPr>
-        <w:t>- Le montant (FCFA) du loyer mensuel payé pour un logement comme le votre dans ce village/quartier est trop élevé, Veuillez s'il vous plaît corriger cette information. Avertissement!! Le ménage (vit en milieu urbain) se débarrasse de ses ordures ménagères soit par le Dépotoir sauvage, brûle et enterre, prière de corriger ou confirmer avec le QG.</w:t>
+        <w:t>- Avertissement!! Le ménage (vit en milieu urbain) se débarrasse de ses ordures ménagères soit par le Dépotoir sauvage, brûle et enterre, prière de corriger ou confirmer avec le QG.</w:t>
       </w:r>
     </w:p>
     <w:p>
@@ -4032,9 +3938,9 @@
         <w:rPr>
           <w:sz w:val="20"/>
         </w:rPr>
-        <w:t xml:space="preserve">- La superficie de la parcelle PARCELLE DE MIL selon l'exploitant est de 5000 Hectare (Ha) qui semble élevé ou l'estimation ne semble pas bonne. Prière de corriger. Le salaire total payé de toutes catégories confondues par le ménage MAMADOU CAMARA DIAGNE pour la main-d'oeuvre non-familiale sur la parcelle PARCELLE DE MIL au cours de la campagne pour la période de préparation du sol (labour) et des semis est de 0 qui semble élevé ou faible. Merci de corriger. Le salaire total payé de toutes catégories confondues par le ménage MAMADOU CAMARA DIAGNE pour la main-d'oeuvre non-familiale sur la parcelle PARCELLE DE MIL au cours de la campagne pour la période d'entretien du sol (sarclage, etc.) est de 0 qui semble élevé ou faible. Merci de corriger. Le salaire total payé de toutes catégories confondues par le ménage MAMADOU CAMARA DIAGNE pour la main-d'oeuvre non-familiale sur la parcelle PARCELLE DE MIL au cours de la campagne pour la période des récoltes est de 0 qui semble élevé ou faible. Merci de corriger. La parcelle PARCELLE DE MIL n'a pas été mésurée pour des raisons comme qu'elle est trop petite, GPS en panne et que le Ménage indisponible. Nous vous rappelons que ces raisons ne passent pas pour la non mesure des parcelles prière de les mésurer. </w:t>
+        <w:t xml:space="preserve">- Le salaire total payé de toutes catégories confondues par le ménage MAMADOU CAMARA DIAGNE pour la main-d'oeuvre non-familiale sur la parcelle PARCELLE DE MIL au cours de la campagne pour la période de préparation du sol (labour) et des semis est de 0 qui semble élevé ou faible. Merci de corriger. Le nombre de jours total de la main-d'oeuvre non-familiale sur cette parcelle PARCELLE DE MIL au cours de la campagne pour la période d'entretien du sol (sarclage, etc.) est de 22 jours qui semble faible ou élevé. Merci de corriger. Le salaire total payé de toutes catégories confondues par le ménage MAMADOU CAMARA DIAGNE pour la main-d'oeuvre non-familiale sur la parcelle PARCELLE DE MIL au cours de la campagne pour la période d'entretien du sol (sarclage, etc.) est de 0 qui semble élevé ou faible. Merci de corriger. Le salaire total payé de toutes catégories confondues par le ménage MAMADOU CAMARA DIAGNE pour la main-d'oeuvre non-familiale sur la parcelle PARCELLE DE MIL au cours de la campagne pour la période des récoltes est de 0 qui semble élevé ou faible. Merci de corriger. La parcelle PARCELLE DE MIL n'a pas été mésurée pour des raisons comme qu'elle est trop petite, GPS en panne et que le Ménage indisponible. Nous vous rappelons que ces raisons ne passent pas pour la non mesure des parcelles prière de les mésurer. </w:t>
         <w:br/>
-        <w:t>- Le salaire total payé de toutes catégories confondues par le ménage MAMADOU CAMARA DIAGNE pour la main-d'oeuvre non-familiale sur la parcelle PARCELLE DE MIL au cours de la campagne pour la période de préparation du sol (labour) et des semis est de 0 qui semble élevé ou faible. Merci de corriger. Le nombre de jours total de la main-d'oeuvre non-familiale sur cette parcelle PARCELLE DE MIL au cours de la campagne pour la période d'entretien du sol (sarclage, etc.) est de 18 jours qui semble faible ou élevé. Merci de corriger. Le salaire total payé de toutes catégories confondues par le ménage MAMADOU CAMARA DIAGNE pour la main-d'oeuvre non-familiale sur la parcelle PARCELLE DE MIL au cours de la campagne pour la période d'entretien du sol (sarclage, etc.) est de 0 qui semble élevé ou faible. Merci de corriger. Le salaire total payé de toutes catégories confondues par le ménage MAMADOU CAMARA DIAGNE pour la main-d'oeuvre non-familiale sur la parcelle PARCELLE DE MIL au cours de la campagne pour la période des récoltes est de 0 qui semble élevé ou faible. Merci de corriger. La parcelle PARCELLE DE MIL n'a pas été mésurée pour des raisons comme qu'elle est trop petite, GPS en panne et que le Ménage indisponible. Nous vous rappelons que ces raisons ne passent pas pour la non mesure des parcelles prière de les mésurer.</w:t>
+        <w:t>- Le salaire total payé de toutes catégories confondues par le ménage MAMADOU CAMARA DIAGNE pour la main-d'oeuvre non-familiale sur la parcelle PARCELLE DE MIL au cours de la campagne pour la période de préparation du sol (labour) et des semis est de 0 qui semble élevé ou faible. Merci de corriger. Le nombre de jours total de la main-d'oeuvre non-familiale sur cette parcelle PARCELLE DE MIL au cours de la campagne pour la période d'entretien du sol (sarclage, etc.) est de 25 jours qui semble faible ou élevé. Merci de corriger. Le salaire total payé de toutes catégories confondues par le ménage MAMADOU CAMARA DIAGNE pour la main-d'oeuvre non-familiale sur la parcelle PARCELLE DE MIL au cours de la campagne pour la période d'entretien du sol (sarclage, etc.) est de 0 qui semble élevé ou faible. Merci de corriger. Le salaire total payé de toutes catégories confondues par le ménage MAMADOU CAMARA DIAGNE pour la main-d'oeuvre non-familiale sur la parcelle PARCELLE DE MIL au cours de la campagne pour la période des récoltes est de 0 qui semble élevé ou faible. Merci de corriger. La parcelle PARCELLE DE MIL n'a pas été mésurée pour des raisons comme qu'elle est trop petite, GPS en panne et que le Ménage indisponible. Nous vous rappelons que ces raisons ne passent pas pour la non mesure des parcelles prière de les mésurer.</w:t>
       </w:r>
     </w:p>
     <w:p>
@@ -4412,9 +4318,7 @@
         <w:rPr>
           <w:sz w:val="20"/>
         </w:rPr>
-        <w:t xml:space="preserve">- Avertissement! Veuillez renseigner par oui ou non toutes les modalités de la question s01q47. </w:t>
-        <w:br/>
-        <w:t>- Incoherence! La mère de KATIM TOURE est trop jeune ou vielle pour avoir KATIM TOURE selon l'écart (12) d'âge entre lui et sa mère, prière de revoir l'âge de KATIM TOURE ou de sa mère. Dans le cas contraire rassurez vous que c'est bien son fils/fille biologique.</w:t>
+        <w:t>- Avertissement! Veuillez renseigner par oui ou non toutes les modalités de la question s01q47.</w:t>
       </w:r>
     </w:p>
     <w:p>
@@ -4522,28 +4426,7 @@
         <w:rPr>
           <w:sz w:val="20"/>
         </w:rPr>
-        <w:t>- Attention ! Le prix unitaire d'achat (10 Fcfa) de Concentré de tomate en Sachets (Petit) est relativement faible par rapport aux autres prix observés dans cette zone. Prière de corriger ou de confirmer avec le QG. Attention ! Le prix unitaire d'achat (150 Fcfa) de Courge en Morceau (Portion) (Moyen) est relativement élevé par rapport aux autres prix observés dans cette zone. Prière de corriger ou de confirmer avec le QG. Attention ! Le prix unitaire d'achat (200 Fcfa) de Niébé/Haricots secs en Sachets (Petit) est relativement élevé par rapport aux autres prix observés dans cette zone. Prière de corriger ou de confirmer avec le QG. Attention ! Le prix unitaire d'achat (500 Fcfa) de Feuilles de  Haricot en Tas (Petit) est relativement élevé par rapport aux autres prix observés dans cette zone. Prière de corriger ou de confirmer avec le QG. Avertissement!!! Le ménage a consommé 7 Paquet Petit de Thé en sachet, cette quantité semble anormale pour une consommation des 7 derniers jours.Prière de corriger ou de confirmer avec le QG. Avertissement!! le prix unitaire (100 Fcfa) de Thé en sachet (unité: Paquet) de taille Petit est très faible ou élevé. Prière de corriger ou de confirmer avec le QG. Le prix d'achat unitaire (225 Fcfa) de Maïs en grain en Kg de taille  taille unique  est très faible, prière de regarder les reponses prises dans les questions s07bq07a s07bq07b s07bq07c s07bq08 pour mieux corriger. Attention ! Le prix unitaire d'achat (225 Fcfa) de Maïs en grain en Kg (taille unique) est relativement faible par rapport aux autres prix observés dans cette zone. Prière de corriger ou de confirmer avec le QG.</w:t>
-      </w:r>
-    </w:p>
-    <w:p>
-      <w:r>
-        <w:rPr>
-          <w:b/>
-          <w:color w:val="4672C4"/>
-          <w:sz w:val="22"/>
-        </w:rPr>
-        <w:t>&gt;&gt; Section9b - Depenses non-alimentaires - 7 jours</w:t>
-      </w:r>
-    </w:p>
-    <w:p>
-      <w:pPr>
-        <w:ind w:left="283"/>
-      </w:pPr>
-      <w:r>
-        <w:rPr>
-          <w:sz w:val="20"/>
-        </w:rPr>
-        <w:t>- Il est difficile d'avoir un ménage qui n'a effectué aucune des dépenses mentionnées au cours de 7 derniers jours, prière de revoir la section 9B pour ce ménage.</w:t>
+        <w:t>- Attention ! Le prix unitaire d'achat (10 Fcfa) de Concentré de tomate en Sachets (Petit) est relativement faible par rapport aux autres prix observés dans cette zone. Prière de corriger ou de confirmer avec le QG. Attention ! Le prix unitaire d'achat (150 Fcfa) de Courge en Morceau (Portion) (Moyen) est relativement élevé par rapport aux autres prix observés dans cette zone. Prière de corriger ou de confirmer avec le QG. Attention ! Le prix unitaire d'achat (175 Fcfa) de Choux en Morceau (Portion) (Moyen) est relativement élevé par rapport aux autres prix observés dans cette zone. Prière de corriger ou de confirmer avec le QG. Attention ! Le prix unitaire d'achat (200 Fcfa) de Niébé/Haricots secs en Sachets (Petit) est relativement élevé par rapport aux autres prix observés dans cette zone. Prière de corriger ou de confirmer avec le QG. Attention ! Le prix unitaire d'achat (200 Fcfa) de Patate douce en Pièce (Petit) est relativement élevé par rapport aux autres prix observés dans cette zone. Prière de corriger ou de confirmer avec le QG. Attention ! Le prix unitaire d'achat (500 Fcfa) de Feuilles de  Haricot en Tas (Petit) est relativement élevé par rapport aux autres prix observés dans cette zone. Prière de corriger ou de confirmer avec le QG. Attention ! Le prix unitaire d'achat (800 Fcfa) de Lait en poudre en Kg (taille unique) est relativement faible par rapport aux autres prix observés dans cette zone. Prière de corriger ou de confirmer avec le QG. Avertissement!!! Le ménage a consommé 7 Paquet Petit de Thé en sachet, cette quantité semble anormale pour une consommation des 7 derniers jours.Prière de corriger ou de confirmer avec le QG. Avertissement!! le prix unitaire (100 Fcfa) de Thé en sachet (unité: Paquet) de taille Petit est très faible ou élevé. Prière de corriger ou de confirmer avec le QG. Le prix d'achat unitaire (225 Fcfa) de Maïs en grain en Kg de taille  taille unique  est très faible, prière de regarder les reponses prises dans les questions s07bq07a s07bq07b s07bq07c s07bq08 pour mieux corriger.</w:t>
       </w:r>
     </w:p>
     <w:p>
@@ -4971,7 +4854,7 @@
         <w:br/>
         <w:t xml:space="preserve">- Peu probable! FATOU KINE TOURE  n'arrive pas  à comprendre un petit texte lu dans une langue locale (s02q03). Veuillez corriger ou donner des explications au QG. Peu probable! FATOU KINE TOURE  ne sait ni lire, ni écrire, ni comprendre dans aucune des langues  (s02q01,s02q02,s02q03). Veuillez corriger ou donner des explications au QG. </w:t>
         <w:br/>
-        <w:t xml:space="preserve">- Peu probable! FATOUMATA TOURE  n'arrive pas  à comprendre un petit texte lu dans une langue locale (s02q03). Veuillez corriger ou donner des explications au QG.  Incohérence ! seulement les écoles gouvermentales paient les cotisations (Gouvernement, communauté, ONG ou organisation humanitaire). veuillez, s'il vous plait, confirmer cette information de FATOUMATA TOURE avec le QG ou apporter les corrections nécessaires. Dans les milieux urbains c'est peu probable de voir une école dont les élèves ou étudiants ne dépensent pas en frais d'uniformes, prière de verifier pour FATOUMATA TOURE et corriger ou confirmer avec le QG. Attention ! Le frais de scolarité (5000 Fcfa) de FATOUMATA TOURE en 5ème année de Primaire est relativement élevé par rapport aux autres frais de scolarités observés dans cette zone. Prière de corriger ou de confirmer avec le QG. </w:t>
+        <w:t xml:space="preserve">- Peu probable! FATOUMATA TOURE  n'arrive pas  à comprendre un petit texte lu dans une langue locale (s02q03). Veuillez corriger ou donner des explications au QG.  Incohérence ! seulement les écoles gouvermentales paient les cotisations (Gouvernement, communauté, ONG ou organisation humanitaire). veuillez, s'il vous plait, confirmer cette information de FATOUMATA TOURE avec le QG ou apporter les corrections nécessaires. Dans les milieux urbains c'est peu probable de voir une école dont les élèves ou étudiants ne dépensent pas en frais d'uniformes, prière de verifier pour FATOUMATA TOURE et corriger ou confirmer avec le QG. Attention ! Le frais de scolarité (42000 Fcfa) de FATOUMATA TOURE en 5ème année de Primaire est relativement élevé par rapport aux autres frais de scolarités observés dans cette zone. Prière de corriger ou de confirmer avec le QG. Attention ! Le frais de scolarité (5000 Fcfa) de FATOUMATA TOURE en 5ème année de Primaire est relativement élevé par rapport aux autres frais de scolarités observés dans cette zone. Prière de corriger ou de confirmer avec le QG. </w:t>
         <w:br/>
         <w:t xml:space="preserve">- Peu probable! LAMINE TOURE  n'arrive pas  à comprendre un petit texte lu dans une langue locale (s02q03). Veuillez corriger ou donner des explications au QG. </w:t>
         <w:br/>
@@ -5000,8 +4883,6 @@
         <w:rPr>
           <w:sz w:val="20"/>
         </w:rPr>
-        <w:t xml:space="preserve">- Le montant(14000 FCFA) des dépenses pour chaque visite prénatale de AMINATA TOURE semble faible (voir nul) ou élevé, prière de corriger. </w:t>
-        <w:br/>
         <w:t>- Le montant(80000 FCFA) des dépenses liées à l'accouchement de MARIAMA TOURE 1 est faible ou élevé, prière de corriger.</w:t>
       </w:r>
     </w:p>
@@ -5156,27 +5037,6 @@
           <w:sz w:val="20"/>
         </w:rPr>
         <w:t>- Le temps mis (en heure et en minute) pour s'approvisionner en eau de boisson une fois à la source est  5 fois plus élevé que le temps mis (en minutes) pour se rendre à la principale source d'approvisionnement en eau de boisson, prière de corriger.</w:t>
-      </w:r>
-    </w:p>
-    <w:p>
-      <w:r>
-        <w:rPr>
-          <w:b/>
-          <w:color w:val="4672C4"/>
-          <w:sz w:val="22"/>
-        </w:rPr>
-        <w:t>&gt;&gt; Section12 - Actifs du menage</w:t>
-      </w:r>
-    </w:p>
-    <w:p>
-      <w:pPr>
-        <w:ind w:left="283"/>
-      </w:pPr>
-      <w:r>
-        <w:rPr>
-          <w:sz w:val="20"/>
-        </w:rPr>
-        <w:t>- Attention ! Lit a été revendu à 350000 Fcfa qui est relativement élevé par rapport aux autres prix de revente observés dans cette zone. Prière de corriger ou de confirmer avec le QG.</w:t>
       </w:r>
     </w:p>
     <w:p>
@@ -5698,7 +5558,7 @@
         <w:rPr>
           <w:sz w:val="20"/>
         </w:rPr>
-        <w:t>- Attention ! Le prix unitaire d'achat (100 Fcfa) de Poivre en Sachets (Petit) est relativement élevé par rapport aux autres prix observés dans cette zone. Prière de corriger ou de confirmer avec le QG. Avertissement!! La quantité (5 litre) du produit Huile de soja  consommée  par le ménage semble très élevé, prière de corriger ou confirmer avec le QG. Avertissement!!! Le ménage a consommé 11 Morceau (Portion) Petit de Silure séché, cette quantité semble anormale pour une consommation des 7 derniers jours.Prière de corriger ou de confirmer avec le QG. Avertissement!!! Le ménage a consommé 7 Paquet Tres petit de Thé en sachet, cette quantité semble anormale pour une consommation des 7 derniers jours.Prière de corriger ou de confirmer avec le QG.</w:t>
+        <w:t>- Attention ! Le prix unitaire d'achat (100 Fcfa) de Poivre en Sachets (Petit) est relativement élevé par rapport aux autres prix observés dans cette zone. Prière de corriger ou de confirmer avec le QG. Attention ! Le prix unitaire d'achat (75 Fcfa) de Piment frais en Pièce (Moyen) est relativement élevé par rapport aux autres prix observés dans cette zone. Prière de corriger ou de confirmer avec le QG. Avertissement!! La quantité (5 litre) du produit Huile de soja  consommée  par le ménage semble très élevé, prière de corriger ou confirmer avec le QG. Avertissement!!! Le ménage a consommé 11 Morceau (Portion) Petit de Silure séché, cette quantité semble anormale pour une consommation des 7 derniers jours.Prière de corriger ou de confirmer avec le QG. Avertissement!!! Le ménage a consommé 7 Paquet Tres petit de Thé en sachet, cette quantité semble anormale pour une consommation des 7 derniers jours.Prière de corriger ou de confirmer avec le QG.</w:t>
       </w:r>
     </w:p>
     <w:p>
@@ -5720,6 +5580,27 @@
           <w:sz w:val="20"/>
         </w:rPr>
         <w:t>- Peu plausible! le montant de la dépense pour Transport urbain/rural en moto-taxi semble faible. Veuillez, s'il vous plaît, confirmer cette information avec le QG ou la corriger.</w:t>
+      </w:r>
+    </w:p>
+    <w:p>
+      <w:r>
+        <w:rPr>
+          <w:b/>
+          <w:color w:val="4672C4"/>
+          <w:sz w:val="22"/>
+        </w:rPr>
+        <w:t>&gt;&gt; Section12 - Actifs du menage</w:t>
+      </w:r>
+    </w:p>
+    <w:p>
+      <w:pPr>
+        <w:ind w:left="283"/>
+      </w:pPr>
+      <w:r>
+        <w:rPr>
+          <w:sz w:val="20"/>
+        </w:rPr>
+        <w:t>- Attention ! Téléphone portable a été revendu à 100000 Fcfa qui est relativement élevé par rapport aux autres prix de revente observés dans cette zone. Prière de corriger ou de confirmer avec le QG.</w:t>
       </w:r>
     </w:p>
     <w:p>
@@ -5790,7 +5671,7 @@
         </w:rPr>
         <w:t xml:space="preserve">- Attention ! Charrettes a été revendu à 250000 Fcfa qui est relativement élevé par rapport aux autres prix de revente observés dans cette zone. Prière de corriger ou de confirmer avec le QG. </w:t>
         <w:br/>
-        <w:t xml:space="preserve">- Attention ! Machette a été achété à 5000 Fcfa est relativement élevé par rapport aux autres prix d'achat observés dans cette zone. Prière de corriger ou de confirmer avec le QG. </w:t>
+        <w:t xml:space="preserve">- Attention ! Machette a été achété à 5000 Fcfa est relativement élevé par rapport aux autres prix d'achat observés dans cette zone. Prière de corriger ou de confirmer avec le QG. Attention ! Machette a été revendu à 5000 Fcfa qui est relativement élevé par rapport aux autres prix de revente observés dans cette zone. Prière de corriger ou de confirmer avec le QG. </w:t>
         <w:br/>
         <w:t>- Avertissement!! Le prix d'achat (300000 FCFA) de Animaux de labour est inférieur aux prix de revente (400000 FCFA), prière de verifier et corriger ou confirmer l'information avec le QG.</w:t>
       </w:r>
@@ -6202,27 +6083,6 @@
           <w:color w:val="4672C4"/>
           <w:sz w:val="22"/>
         </w:rPr>
-        <w:t>&gt;&gt; Section4a - Emploi</w:t>
-      </w:r>
-    </w:p>
-    <w:p>
-      <w:pPr>
-        <w:ind w:left="283"/>
-      </w:pPr>
-      <w:r>
-        <w:rPr>
-          <w:sz w:val="20"/>
-        </w:rPr>
-        <w:t>- Avertissement! Généralement les jeunes hommes (10 à 25ans) font des travaux ménager soit apprendre les enfants à reviser leurs léçons ou d'autres cours, MOUHAMADOU MAHI NDIAYE n'a consacré aucune heure pour les travaux cités en s04q01, s04q02, s04q03, s04q04, s04q05, s04q06, s04q07 et s04q08.Prière de regarder pour corriger ou confirmer avec le QG.</w:t>
-      </w:r>
-    </w:p>
-    <w:p>
-      <w:r>
-        <w:rPr>
-          <w:b/>
-          <w:color w:val="4672C4"/>
-          <w:sz w:val="22"/>
-        </w:rPr>
         <w:t>&gt;&gt; Section4b - Emploi - Activite principale</w:t>
       </w:r>
     </w:p>
@@ -6234,9 +6094,9 @@
         <w:rPr>
           <w:sz w:val="20"/>
         </w:rPr>
-        <w:t xml:space="preserve">- Attention! le nombre d'heure que BABOU NDIAYE a travaillé par jour semble être inferieur à 4, veuillez s'il vous plait confirmer cette information avec le QG. Avertissement!!! BABOU NDIAYE enquêté dans l'emploi principale n'a pas declaré son salaire prière de fournir plus d'effort pour lui demander son salire, vous pouvez utiliser des stratégies pour faire une estimation ou demander des conseils au QG. Avertissement!!! BABOU NDIAYE enquêté dans l'emploi principale n'a pas declaré son revenu prière de fournir plus d'effort pour lui demander son revenu, vous pouvez utiliser des stratégies pour faire une estimation ou demander des conseils au QG. </w:t>
+        <w:t xml:space="preserve">- Attention! le nombre d'heure que FATOU NDIAYE a travaillé par jour semble être inferieur à 4, veuillez s'il vous plait confirmer cette information avec le QG. </w:t>
         <w:br/>
-        <w:t>- Attention! le nombre d'heure que FATOU NDIAYE a travaillé par jour semble être inferieur à 4, veuillez s'il vous plait confirmer cette information avec le QG.</w:t>
+        <w:t>- Avertissement!!! BABOU NDIAYE enquêté dans l'emploi principale n'a pas declaré son salaire prière de fournir plus d'effort pour lui demander son salire, vous pouvez utiliser des stratégies pour faire une estimation ou demander des conseils au QG. Avertissement!!! BABOU NDIAYE enquêté dans l'emploi principale n'a pas declaré son revenu prière de fournir plus d'effort pour lui demander son revenu, vous pouvez utiliser des stratégies pour faire une estimation ou demander des conseils au QG.</w:t>
       </w:r>
     </w:p>
     <w:p>
@@ -6278,7 +6138,7 @@
         <w:rPr>
           <w:sz w:val="20"/>
         </w:rPr>
-        <w:t>- Attention ! Le prix unitaire d'achat (100 Fcfa) de Citron en Pièce (Petit) est relativement élevé par rapport aux autres prix observés dans cette zone. Prière de corriger ou de confirmer avec le QG. Attention ! Le prix unitaire d'achat (700 Fcfa) de Huile de soja  en Litre (taille unique) est relativement faible par rapport aux autres prix observés dans cette zone. Prière de corriger ou de confirmer avec le QG. Attention ! Le prix unitaire d'achat (700 Fcfa) de Sucre en poudre  en Kg (taille unique) est relativement élevé par rapport aux autres prix observés dans cette zone. Prière de corriger ou de confirmer avec le QG. Avertissement!!! Le ménage a consommé 14 Pièce Tres petit de Silure séché, cette quantité semble anormale pour une consommation des 7 derniers jours.Prière de corriger ou de confirmer avec le QG. Avertissement!!! Le ménage a consommé 7 Bidon 20l taille unique de Eau minérale/filtrée en bouteille locale, cette quantité semble anormale pour une consommation des 7 derniers jours, prière de verifier et corriger. Avertissement!!! Le ménage a consommé 7 Paquet Petit de Thé en sachet, cette quantité semble anormale pour une consommation des 7 derniers jours.Prière de corriger ou de confirmer avec le QG. Avertissement!! le prix unitaire (100 Fcfa) de Thé en sachet (unité: Paquet) de taille Petit est très faible ou élevé. Prière de corriger ou de confirmer avec le QG. Avertissement!!!Le ménage a consommé 56 Cuillère de Tres petit de Beurre  ce qui semble incoherent pour une consommation aucours des 7 derniers jours, prière de verifier et corriger. Le prix d'achat unitaire (1500 Fcfa) de Sel en Sac (5 Kg) de taille taille unique est très faible, prière de regarder les reponses prises dans les questions s07bq07a s07bq07b s07bq07c s07bq08 pour mieux corriger. Le prix d'achat unitaire (225 Fcfa) de Maïs en grain en Kg de taille  taille unique  est très faible, prière de regarder les reponses prises dans les questions s07bq07a s07bq07b s07bq07c s07bq08 pour mieux corriger. Attention ! Le prix unitaire d'achat (225 Fcfa) de Maïs en grain en Kg (taille unique) est relativement faible par rapport aux autres prix observés dans cette zone. Prière de corriger ou de confirmer avec le QG.</w:t>
+        <w:t>- Attention ! Le prix unitaire d'achat (100 Fcfa) de Citron en Pièce (Petit) est relativement élevé par rapport aux autres prix observés dans cette zone. Prière de corriger ou de confirmer avec le QG. Attention ! Le prix unitaire d'achat (175 Fcfa) de Pain moderne (Baguette) en miche (Petit) est relativement élevé par rapport aux autres prix observés dans cette zone. Prière de corriger ou de confirmer avec le QG. Attention ! Le prix unitaire d'achat (700 Fcfa) de Sucre en poudre  en Kg (taille unique) est relativement élevé par rapport aux autres prix observés dans cette zone. Prière de corriger ou de confirmer avec le QG. Avertissement!!! Le ménage a consommé 14 Pièce Tres petit de Silure séché, cette quantité semble anormale pour une consommation des 7 derniers jours.Prière de corriger ou de confirmer avec le QG. Avertissement!!! Le ménage a consommé 7 Paquet Petit de Thé en sachet, cette quantité semble anormale pour une consommation des 7 derniers jours.Prière de corriger ou de confirmer avec le QG. Avertissement!! le prix unitaire (100 Fcfa) de Thé en sachet (unité: Paquet) de taille Petit est très faible ou élevé. Prière de corriger ou de confirmer avec le QG. Avertissement!!!Le ménage a consommé 56 Cuillère de Tres petit de Beurre  ce qui semble incoherent pour une consommation aucours des 7 derniers jours, prière de verifier et corriger. Le prix d'achat unitaire (1500 Fcfa) de Sel en Sac (5 Kg) de taille taille unique est très faible, prière de regarder les reponses prises dans les questions s07bq07a s07bq07b s07bq07c s07bq08 pour mieux corriger. Le prix d'achat unitaire (225 Fcfa) de Maïs en grain en Kg de taille  taille unique  est très faible, prière de regarder les reponses prises dans les questions s07bq07a s07bq07b s07bq07c s07bq08 pour mieux corriger. Attention ! Soupçons de quantité anormale! Le ménage de BABOU NDIAYE avec une taille de 8 personnes a consommé 3 Kg en taille unique de Maïs en grain qui est relativement élevé comme consommation par rapport à la condition de vie des autres ménages de même taille dans cette zone. Prière de corriger ou de confirmer avec le QG.</w:t>
       </w:r>
     </w:p>
     <w:p>
@@ -6721,9 +6581,9 @@
         </w:rPr>
         <w:t xml:space="preserve">- Peu probable! BATRICE  SENGHOR  n'arrive pas  à comprendre un petit texte lu dans une langue locale (s02q03). Veuillez corriger ou donner des explications au QG. </w:t>
         <w:br/>
-        <w:t xml:space="preserve">- Peu probable! BEATRICE MARAME SENE  n'arrive pas  à comprendre un petit texte lu dans une langue locale (s02q03). Veuillez corriger ou donner des explications au QG. </w:t>
+        <w:t xml:space="preserve">- Peu probable! BEATRICE MARAME SENE  n'arrive pas  à comprendre un petit texte lu dans une langue locale (s02q03). Veuillez corriger ou donner des explications au QG. Attention ! Le frais de scolarité (74000 Fcfa) de BEATRICE MARAME SENE en 4ème année de Primaire est relativement élevé par rapport aux autres frais de scolarités observés dans cette zone. Prière de corriger ou de confirmer avec le QG. </w:t>
         <w:br/>
-        <w:t xml:space="preserve">- Peu probable! BENOIT SENGHOR  n'arrive pas  à comprendre un petit texte lu dans une langue locale (s02q03). Veuillez corriger ou donner des explications au QG. </w:t>
+        <w:t xml:space="preserve">- Peu probable! BENOIT SENGHOR  n'arrive pas  à comprendre un petit texte lu dans une langue locale (s02q03). Veuillez corriger ou donner des explications au QG. Attention ! Le frais de scolarité (74000 Fcfa) de BENOIT SENGHOR en 4ème année de Primaire est relativement élevé par rapport aux autres frais de scolarités observés dans cette zone. Prière de corriger ou de confirmer avec le QG. </w:t>
         <w:br/>
         <w:t xml:space="preserve">- Peu probable! BLAISE SENE  n'arrive pas  à comprendre un petit texte lu dans une langue locale (s02q03). Veuillez corriger ou donner des explications au QG. Dans les milieux urbains c'est peu probable de voir une école dont les élèves ou étudiants ne dépensent pas en frais d'uniformes, prière de verifier pour BLAISE SENE et corriger ou confirmer avec le QG. </w:t>
         <w:br/>
@@ -6760,11 +6620,7 @@
         <w:rPr>
           <w:sz w:val="20"/>
         </w:rPr>
-        <w:t xml:space="preserve">- Avertissement! CONSTANCE SENGHOR n'a consacré aucune heure pour aucun des travaux du ménage, prière de regarder les réponses prises dans les questions (s04q01 s04q02 s04q03 s04q04 s04q05 s04q06 s04q07 s04q08). </w:t>
-        <w:br/>
-        <w:t xml:space="preserve">- Avertissement! Le nombre d'heure consacré à faire des courses au cours des 7 derniers jours au marché ou travaux menager ou lessive etc.. pour ROSE SENGHOR semble très élevés, prière de corriger ou confirmer avec le QG (s04q01 s04q02 s04q03 s04q04 s04q05 s04q06 s04q07 s04q08). </w:t>
-        <w:br/>
-        <w:t>- Avertissement! NATALI SENGHOR est trop jeune mais il a plus de 15 ans, prière de corriger ou confirmer.</w:t>
+        <w:t>- Avertissement! Le nombre d'heure consacré à faire des courses au cours des 7 derniers jours au marché ou travaux menager ou lessive etc.. pour ROSE SENGHOR semble très élevés, prière de corriger ou confirmer avec le QG (s04q01 s04q02 s04q03 s04q04 s04q05 s04q06 s04q07 s04q08).</w:t>
       </w:r>
     </w:p>
     <w:p>
@@ -6806,28 +6662,7 @@
         <w:rPr>
           <w:sz w:val="20"/>
         </w:rPr>
-        <w:t>- Attention ! Le prix unitaire d'achat (100 Fcfa) de Citron en Pièce (Petit) est relativement élevé par rapport aux autres prix observés dans cette zone. Prière de corriger ou de confirmer avec le QG. Attention ! Le prix unitaire d'achat (1500 Fcfa) de Mâchoiron Frais en Tas (Petit) est relativement élevé par rapport aux autres prix observés dans cette zone. Prière de corriger ou de confirmer avec le QG. Attention ! Le prix unitaire d'achat (400 Fcfa) de Eau minérale/filtrée en sachet en Sachets industriel (Petit) est relativement élevé par rapport aux autres prix observés dans cette zone. Prière de corriger ou de confirmer avec le QG.</w:t>
-      </w:r>
-    </w:p>
-    <w:p>
-      <w:r>
-        <w:rPr>
-          <w:b/>
-          <w:color w:val="4672C4"/>
-          <w:sz w:val="22"/>
-        </w:rPr>
-        <w:t>&gt;&gt; Section9b - Depenses non-alimentaires - 7 jours</w:t>
-      </w:r>
-    </w:p>
-    <w:p>
-      <w:pPr>
-        <w:ind w:left="283"/>
-      </w:pPr>
-      <w:r>
-        <w:rPr>
-          <w:sz w:val="20"/>
-        </w:rPr>
-        <w:t>- Il est difficile d'avoir un ménage qui n'a effectué aucune des dépenses mentionnées au cours de 7 derniers jours, prière de revoir la section 9B pour ce ménage.</w:t>
+        <w:t>- Attention ! Le prix unitaire d'achat (100 Fcfa) de Citron en Pièce (Petit) est relativement élevé par rapport aux autres prix observés dans cette zone. Prière de corriger ou de confirmer avec le QG. Attention ! Le prix unitaire d'achat (150 Fcfa) de Feuilles de  Haricot en Tas (Moyen) est relativement élevé par rapport aux autres prix observés dans cette zone. Prière de corriger ou de confirmer avec le QG. Attention ! Le prix unitaire d'achat (1500 Fcfa) de Mâchoiron Frais en Tas (Petit) est relativement élevé par rapport aux autres prix observés dans cette zone. Prière de corriger ou de confirmer avec le QG. Attention ! Le prix unitaire d'achat (400 Fcfa) de Eau minérale/filtrée en sachet en Sachets industriel (Petit) est relativement élevé par rapport aux autres prix observés dans cette zone. Prière de corriger ou de confirmer avec le QG. Attention ! Le prix unitaire d'achat (750 Fcfa) de Huile de palme brute en Bouteille (Petit) est relativement élevé par rapport aux autres prix observés dans cette zone. Prière de corriger ou de confirmer avec le QG.</w:t>
       </w:r>
     </w:p>
     <w:p>
@@ -7389,7 +7224,7 @@
         <w:rPr>
           <w:sz w:val="20"/>
         </w:rPr>
-        <w:t>- Attention ! Le prix unitaire d'achat (37.5 Fcfa) de Cube alimentaire (Maggi, Jumbo, ) en Cube (Moyen) est relativement élevé par rapport aux autres prix observés dans cette zone. Prière de corriger ou de confirmer avec le QG. Attention ! Soupçons de quantité anormale! Le ménage de Amy kebe avec une taille de 9 personnes a consommé 3 Verre ( à thé) en taille unique de Vinaigre de vin qui est relativement élevé comme consommation par rapport à la condition de vie des autres ménages de même taille dans cette zone. Prière de corriger ou de confirmer avec le QG. Attention ! Soupçons de quantité anormale! Le ménage de Amy kebe avec une taille de 9 personnes a consommé 44 Pièce en Moyen de Pastèque qui est relativement élevé comme consommation par rapport à la condition de vie des autres ménages de même taille dans cette zone. Prière de corriger ou de confirmer avec le QG. Avertissement!! La quantité (5.25 litre) du produit Huile de soja  consommée  par le ménage semble très élevé, prière de corriger ou confirmer avec le QG. Avertissement!!! Le ménage a consommé 21 Paquet Petit de Thé en sachet, cette quantité semble anormale pour une consommation des 7 derniers jours.Prière de corriger ou de confirmer avec le QG. Avertissement!! le prix unitaire (100 Fcfa) de Thé en sachet (unité: Paquet) de taille Petit est très faible ou élevé. Prière de corriger ou de confirmer avec le QG. Attention ! Soupçons de quantité anormale! Le ménage de Amy kebe avec une taille de 9 personnes a consommé 21 Paquet en Petit de Thé en sachet qui est relativement élevé comme consommation par rapport à la condition de vie des autres ménages de même taille dans cette zone. Prière de corriger ou de confirmer avec le QG.</w:t>
+        <w:t>- Attention ! Le prix unitaire d'achat (37.5 Fcfa) de Cube alimentaire (Maggi, Jumbo, ) en Cube (Moyen) est relativement élevé par rapport aux autres prix observés dans cette zone. Prière de corriger ou de confirmer avec le QG. Attention ! Soupçons de quantité anormale! Le ménage de Amy kebe avec une taille de 9 personnes a consommé 44 Pièce en Moyen de Pastèque qui est relativement élevé comme consommation par rapport à la condition de vie des autres ménages de même taille dans cette zone. Prière de corriger ou de confirmer avec le QG. Avertissement!! La quantité (5.25 litre) du produit Huile de soja  consommée  par le ménage semble très élevé, prière de corriger ou confirmer avec le QG. Avertissement!!! Le ménage a consommé 21 Paquet Petit de Thé en sachet, cette quantité semble anormale pour une consommation des 7 derniers jours.Prière de corriger ou de confirmer avec le QG. Avertissement!! le prix unitaire (100 Fcfa) de Thé en sachet (unité: Paquet) de taille Petit est très faible ou élevé. Prière de corriger ou de confirmer avec le QG.</w:t>
       </w:r>
     </w:p>
     <w:p>
